--- a/docs/artikel-ieee/IEEE Article - Early Warning OULAD.docx
+++ b/docs/artikel-ieee/IEEE Article - Early Warning OULAD.docx
@@ -4831,7 +4831,7 @@
       <w:r>
         <w:drawing>
           <wp:inline xmlns:a="http://schemas.openxmlformats.org/drawingml/2006/main" xmlns:pic="http://schemas.openxmlformats.org/drawingml/2006/picture">
-            <wp:extent cx="2971800" cy="2171831"/>
+            <wp:extent cx="2971800" cy="2176023"/>
             <wp:docPr id="1" name="Picture 1" descr="Fig. 1. Model metric comparison on the hold-out test." title="Fig"/>
             <wp:cNvGraphicFramePr>
               <a:graphicFrameLocks noChangeAspect="1"/>
@@ -4840,7 +4840,7 @@
               <a:graphicData uri="http://schemas.openxmlformats.org/drawingml/2006/picture">
                 <pic:pic>
                   <pic:nvPicPr>
-                    <pic:cNvPr id="0" name="fig-2a-metrics-comparison-en.png"/>
+                    <pic:cNvPr id="0" name="fig-2a-metrics-comparison.png"/>
                     <pic:cNvPicPr/>
                   </pic:nvPicPr>
                   <pic:blipFill>
@@ -4852,7 +4852,7 @@
                   <pic:spPr>
                     <a:xfrm>
                       <a:off x="0" y="0"/>
-                      <a:ext cx="2971800" cy="2171831"/>
+                      <a:ext cx="2971800" cy="2176023"/>
                     </a:xfrm>
                     <a:prstGeom prst="rect"/>
                   </pic:spPr>
@@ -4889,7 +4889,7 @@
       <w:r>
         <w:drawing>
           <wp:inline xmlns:a="http://schemas.openxmlformats.org/drawingml/2006/main" xmlns:pic="http://schemas.openxmlformats.org/drawingml/2006/picture">
-            <wp:extent cx="2971800" cy="2169346"/>
+            <wp:extent cx="2971800" cy="2286727"/>
             <wp:docPr id="2" name="Picture 2" descr="Fig. 2. Random Forest confusion matrix on the hold-out test." title="Fig"/>
             <wp:cNvGraphicFramePr>
               <a:graphicFrameLocks noChangeAspect="1"/>
@@ -4898,7 +4898,7 @@
               <a:graphicData uri="http://schemas.openxmlformats.org/drawingml/2006/picture">
                 <pic:pic>
                   <pic:nvPicPr>
-                    <pic:cNvPr id="0" name="fig-2b-confusion-matrix-en.png"/>
+                    <pic:cNvPr id="0" name="fig-2b-confusion-matrix.png"/>
                     <pic:cNvPicPr/>
                   </pic:nvPicPr>
                   <pic:blipFill>
@@ -4910,7 +4910,7 @@
                   <pic:spPr>
                     <a:xfrm>
                       <a:off x="0" y="0"/>
-                      <a:ext cx="2971800" cy="2169346"/>
+                      <a:ext cx="2971800" cy="2286727"/>
                     </a:xfrm>
                     <a:prstGeom prst="rect"/>
                   </pic:spPr>
@@ -4947,7 +4947,7 @@
       <w:r>
         <w:drawing>
           <wp:inline xmlns:a="http://schemas.openxmlformats.org/drawingml/2006/main" xmlns:pic="http://schemas.openxmlformats.org/drawingml/2006/picture">
-            <wp:extent cx="2971800" cy="2172736"/>
+            <wp:extent cx="2971800" cy="2102853"/>
             <wp:docPr id="3" name="Picture 3" descr="Fig. 3. Model ROC curves on the hold-out test." title="Fig"/>
             <wp:cNvGraphicFramePr>
               <a:graphicFrameLocks noChangeAspect="1"/>
@@ -4968,7 +4968,7 @@
                   <pic:spPr>
                     <a:xfrm>
                       <a:off x="0" y="0"/>
-                      <a:ext cx="2971800" cy="2172736"/>
+                      <a:ext cx="2971800" cy="2102853"/>
                     </a:xfrm>
                     <a:prstGeom prst="rect"/>
                   </pic:spPr>
@@ -5171,7 +5171,7 @@
       <w:r>
         <w:drawing>
           <wp:inline xmlns:a="http://schemas.openxmlformats.org/drawingml/2006/main" xmlns:pic="http://schemas.openxmlformats.org/drawingml/2006/picture">
-            <wp:extent cx="2971800" cy="2409696"/>
+            <wp:extent cx="2971800" cy="1585578"/>
             <wp:docPr id="5" name="Picture 5" descr="Fig. 5. Accuracy and F1-score benchmark for OULAD-based studies. The comparison is contextual because the studies use different horizons, data splits, balancing methods, and models." title="Fig"/>
             <wp:cNvGraphicFramePr>
               <a:graphicFrameLocks noChangeAspect="1"/>
@@ -5180,7 +5180,7 @@
               <a:graphicData uri="http://schemas.openxmlformats.org/drawingml/2006/picture">
                 <pic:pic>
                   <pic:nvPicPr>
-                    <pic:cNvPr id="0" name="fig-5-oulad-benchmark-en.png"/>
+                    <pic:cNvPr id="0" name="fig-5-oulad-benchmark.png"/>
                     <pic:cNvPicPr/>
                   </pic:nvPicPr>
                   <pic:blipFill>
@@ -5192,7 +5192,7 @@
                   <pic:spPr>
                     <a:xfrm>
                       <a:off x="0" y="0"/>
-                      <a:ext cx="2971800" cy="2409696"/>
+                      <a:ext cx="2971800" cy="1585578"/>
                     </a:xfrm>
                     <a:prstGeom prst="rect"/>
                   </pic:spPr>
@@ -5954,7 +5954,7 @@
       <w:r>
         <w:drawing>
           <wp:inline xmlns:a="http://schemas.openxmlformats.org/drawingml/2006/main" xmlns:pic="http://schemas.openxmlformats.org/drawingml/2006/picture">
-            <wp:extent cx="2971800" cy="2642163"/>
+            <wp:extent cx="2971800" cy="2676246"/>
             <wp:docPr id="6" name="Picture 6" descr="Fig. 6. OULAD early warning dashboard at the end of week four." title="Fig"/>
             <wp:cNvGraphicFramePr>
               <a:graphicFrameLocks noChangeAspect="1"/>
@@ -5963,7 +5963,7 @@
               <a:graphicData uri="http://schemas.openxmlformats.org/drawingml/2006/picture">
                 <pic:pic>
                   <pic:nvPicPr>
-                    <pic:cNvPr id="0" name="fig-4-dashboard-dvbi-en.png"/>
+                    <pic:cNvPr id="0" name="fig-4-dashboard-dvbi.png"/>
                     <pic:cNvPicPr/>
                   </pic:nvPicPr>
                   <pic:blipFill>
@@ -5975,7 +5975,7 @@
                   <pic:spPr>
                     <a:xfrm>
                       <a:off x="0" y="0"/>
-                      <a:ext cx="2971800" cy="2642163"/>
+                      <a:ext cx="2971800" cy="2676246"/>
                     </a:xfrm>
                     <a:prstGeom prst="rect"/>
                   </pic:spPr>

--- a/docs/artikel-ieee/IEEE Article - Early Warning OULAD.docx
+++ b/docs/artikel-ieee/IEEE Article - Early Warning OULAD.docx
@@ -5171,7 +5171,7 @@
       <w:r>
         <w:drawing>
           <wp:inline xmlns:a="http://schemas.openxmlformats.org/drawingml/2006/main" xmlns:pic="http://schemas.openxmlformats.org/drawingml/2006/picture">
-            <wp:extent cx="2971800" cy="1585578"/>
+            <wp:extent cx="2971800" cy="2203784"/>
             <wp:docPr id="5" name="Picture 5" descr="Fig. 5. Accuracy and F1-score benchmark for OULAD-based studies. The comparison is contextual because the studies use different horizons, data splits, balancing methods, and models." title="Fig"/>
             <wp:cNvGraphicFramePr>
               <a:graphicFrameLocks noChangeAspect="1"/>
@@ -5192,7 +5192,7 @@
                   <pic:spPr>
                     <a:xfrm>
                       <a:off x="0" y="0"/>
-                      <a:ext cx="2971800" cy="1585578"/>
+                      <a:ext cx="2971800" cy="2203784"/>
                     </a:xfrm>
                     <a:prstGeom prst="rect"/>
                   </pic:spPr>

--- a/docs/artikel-ieee/IEEE Article - Early Warning OULAD.docx
+++ b/docs/artikel-ieee/IEEE Article - Early Warning OULAD.docx
@@ -122,6 +122,73 @@
                 <w:color w:val="000000"/>
                 <w:sz w:val="20"/>
               </w:rPr>
+              <w:t>Heri Santosa</w:t>
+            </w:r>
+            <w:r>
+              <w:rPr>
+                <w:rFonts w:ascii="Times New Roman" w:hAnsi="Times New Roman"/>
+                <w:i w:val="0"/>
+                <w:color w:val="000000"/>
+                <w:sz w:val="18"/>
+              </w:rPr>
+              <w:br/>
+              <w:t>Department of Computer Science</w:t>
+            </w:r>
+            <w:r>
+              <w:rPr>
+                <w:rFonts w:ascii="Times New Roman" w:hAnsi="Times New Roman"/>
+                <w:i w:val="0"/>
+                <w:color w:val="000000"/>
+                <w:sz w:val="18"/>
+              </w:rPr>
+              <w:br/>
+              <w:t>Universitas Amikom Yogyakarta</w:t>
+            </w:r>
+            <w:r>
+              <w:rPr>
+                <w:rFonts w:ascii="Times New Roman" w:hAnsi="Times New Roman"/>
+                <w:i w:val="0"/>
+                <w:color w:val="000000"/>
+                <w:sz w:val="18"/>
+              </w:rPr>
+              <w:br/>
+              <w:t>Yogyakarta, Indonesia</w:t>
+            </w:r>
+            <w:r>
+              <w:rPr>
+                <w:rFonts w:ascii="Times New Roman" w:hAnsi="Times New Roman"/>
+                <w:i/>
+                <w:color w:val="000000"/>
+                <w:sz w:val="17"/>
+              </w:rPr>
+              <w:br/>
+              <w:t>heri.sant@students.amikom.ac.id</w:t>
+            </w:r>
+          </w:p>
+        </w:tc>
+        <w:tc>
+          <w:tcPr>
+            <w:tcW w:type="dxa" w:w="3420"/>
+            <w:tcMar>
+              <w:top w:w="60" w:type="dxa"/>
+              <w:start w:w="80" w:type="dxa"/>
+              <w:bottom w:w="60" w:type="dxa"/>
+              <w:end w:w="80" w:type="dxa"/>
+            </w:tcMar>
+            <w:tcBorders/>
+          </w:tcPr>
+          <w:p>
+            <w:pPr>
+              <w:spacing w:after="0"/>
+              <w:jc w:val="center"/>
+            </w:pPr>
+            <w:r>
+              <w:rPr>
+                <w:rFonts w:ascii="Times New Roman" w:hAnsi="Times New Roman"/>
+                <w:i w:val="0"/>
+                <w:color w:val="000000"/>
+                <w:sz w:val="20"/>
+              </w:rPr>
               <w:t>Alwie Muflich</w:t>
             </w:r>
             <w:r>
@@ -163,73 +230,6 @@
               </w:rPr>
               <w:br/>
               <w:t>alwiemuflich@students.amikom.ac.id</w:t>
-            </w:r>
-          </w:p>
-        </w:tc>
-        <w:tc>
-          <w:tcPr>
-            <w:tcW w:type="dxa" w:w="3420"/>
-            <w:tcMar>
-              <w:top w:w="60" w:type="dxa"/>
-              <w:start w:w="80" w:type="dxa"/>
-              <w:bottom w:w="60" w:type="dxa"/>
-              <w:end w:w="80" w:type="dxa"/>
-            </w:tcMar>
-            <w:tcBorders/>
-          </w:tcPr>
-          <w:p>
-            <w:pPr>
-              <w:spacing w:after="0"/>
-              <w:jc w:val="center"/>
-            </w:pPr>
-            <w:r>
-              <w:rPr>
-                <w:rFonts w:ascii="Times New Roman" w:hAnsi="Times New Roman"/>
-                <w:i w:val="0"/>
-                <w:color w:val="000000"/>
-                <w:sz w:val="20"/>
-              </w:rPr>
-              <w:t>Heri Santosa</w:t>
-            </w:r>
-            <w:r>
-              <w:rPr>
-                <w:rFonts w:ascii="Times New Roman" w:hAnsi="Times New Roman"/>
-                <w:i w:val="0"/>
-                <w:color w:val="000000"/>
-                <w:sz w:val="18"/>
-              </w:rPr>
-              <w:br/>
-              <w:t>Department of Computer Science</w:t>
-            </w:r>
-            <w:r>
-              <w:rPr>
-                <w:rFonts w:ascii="Times New Roman" w:hAnsi="Times New Roman"/>
-                <w:i w:val="0"/>
-                <w:color w:val="000000"/>
-                <w:sz w:val="18"/>
-              </w:rPr>
-              <w:br/>
-              <w:t>Universitas Amikom Yogyakarta</w:t>
-            </w:r>
-            <w:r>
-              <w:rPr>
-                <w:rFonts w:ascii="Times New Roman" w:hAnsi="Times New Roman"/>
-                <w:i w:val="0"/>
-                <w:color w:val="000000"/>
-                <w:sz w:val="18"/>
-              </w:rPr>
-              <w:br/>
-              <w:t>Yogyakarta, Indonesia</w:t>
-            </w:r>
-            <w:r>
-              <w:rPr>
-                <w:rFonts w:ascii="Times New Roman" w:hAnsi="Times New Roman"/>
-                <w:i/>
-                <w:color w:val="000000"/>
-                <w:sz w:val="17"/>
-              </w:rPr>
-              <w:br/>
-              <w:t>heri.sant@students.amikom.ac.id</w:t>
             </w:r>
           </w:p>
         </w:tc>
